--- a/format/md-22/09_Case_Report_Form_Template.docx
+++ b/format/md-22/09_Case_Report_Form_Template.docx
@@ -42,7 +42,7 @@
     </w:p>
     <w:tbl>
       <w:tblPr>
-        <w:tblW w:type="dxa" w:w="8906"/>
+        <w:tblW w:w="5000" w:type="pct"/>
         <w:jc w:val="left"/>
         <w:tblLayout w:type="fixed"/>
         <w:tblLook w:firstColumn="1" w:firstRow="1" w:lastColumn="0" w:lastRow="0" w:noHBand="0" w:noVBand="1" w:val="04A0"/>
@@ -58,7 +58,7 @@
         </w:trPr>
         <w:tc>
           <w:tcPr>
-            <w:tcW w:type="dxa" w:w="2300"/>
+            <w:tcW w:w="0" w:type="auto"/>
             <w:tcMar>
               <w:top w:w="90" w:type="dxa"/>
               <w:start w:w="110" w:type="dxa"/>
@@ -97,7 +97,7 @@
         </w:tc>
         <w:tc>
           <w:tcPr>
-            <w:tcW w:type="dxa" w:w="6606"/>
+            <w:tcW w:w="0" w:type="auto"/>
             <w:tcMar>
               <w:top w:w="90" w:type="dxa"/>
               <w:start w:w="110" w:type="dxa"/>
@@ -140,7 +140,7 @@
         </w:trPr>
         <w:tc>
           <w:tcPr>
-            <w:tcW w:type="dxa" w:w="2300"/>
+            <w:tcW w:w="0" w:type="auto"/>
             <w:tcMar>
               <w:top w:w="90" w:type="dxa"/>
               <w:start w:w="110" w:type="dxa"/>
@@ -179,7 +179,7 @@
         </w:tc>
         <w:tc>
           <w:tcPr>
-            <w:tcW w:type="dxa" w:w="6606"/>
+            <w:tcW w:w="0" w:type="auto"/>
             <w:tcMar>
               <w:top w:w="90" w:type="dxa"/>
               <w:start w:w="110" w:type="dxa"/>
@@ -222,7 +222,7 @@
         </w:trPr>
         <w:tc>
           <w:tcPr>
-            <w:tcW w:type="dxa" w:w="2300"/>
+            <w:tcW w:w="0" w:type="auto"/>
             <w:tcMar>
               <w:top w:w="90" w:type="dxa"/>
               <w:start w:w="110" w:type="dxa"/>
@@ -261,7 +261,7 @@
         </w:tc>
         <w:tc>
           <w:tcPr>
-            <w:tcW w:type="dxa" w:w="6606"/>
+            <w:tcW w:w="0" w:type="auto"/>
             <w:tcMar>
               <w:top w:w="90" w:type="dxa"/>
               <w:start w:w="110" w:type="dxa"/>
@@ -293,7 +293,7 @@
                 <w:color w:val="000000"/>
                 <w:sz w:val="18"/>
               </w:rPr>
-              <w:t>{crfVersionDate}</w:t>
+              <w:t>crfVersionDate</w:t>
             </w:r>
           </w:p>
         </w:tc>
@@ -304,7 +304,7 @@
         </w:trPr>
         <w:tc>
           <w:tcPr>
-            <w:tcW w:type="dxa" w:w="2300"/>
+            <w:tcW w:w="0" w:type="auto"/>
             <w:tcMar>
               <w:top w:w="90" w:type="dxa"/>
               <w:start w:w="110" w:type="dxa"/>
@@ -343,7 +343,7 @@
         </w:tc>
         <w:tc>
           <w:tcPr>
-            <w:tcW w:type="dxa" w:w="6606"/>
+            <w:tcW w:w="0" w:type="auto"/>
             <w:tcMar>
               <w:top w:w="90" w:type="dxa"/>
               <w:start w:w="110" w:type="dxa"/>
@@ -386,7 +386,7 @@
         </w:trPr>
         <w:tc>
           <w:tcPr>
-            <w:tcW w:type="dxa" w:w="2300"/>
+            <w:tcW w:w="0" w:type="auto"/>
             <w:tcMar>
               <w:top w:w="90" w:type="dxa"/>
               <w:start w:w="110" w:type="dxa"/>
@@ -425,7 +425,7 @@
         </w:tc>
         <w:tc>
           <w:tcPr>
-            <w:tcW w:type="dxa" w:w="6606"/>
+            <w:tcW w:w="0" w:type="auto"/>
             <w:tcMar>
               <w:top w:w="90" w:type="dxa"/>
               <w:start w:w="110" w:type="dxa"/>
@@ -480,7 +480,7 @@
     </w:p>
     <w:tbl>
       <w:tblPr>
-        <w:tblW w:type="dxa" w:w="8906"/>
+        <w:tblW w:w="5000" w:type="pct"/>
         <w:jc w:val="left"/>
         <w:tblLayout w:type="fixed"/>
         <w:tblLook w:firstColumn="1" w:firstRow="1" w:lastColumn="0" w:lastRow="0" w:noHBand="0" w:noVBand="1" w:val="04A0"/>
@@ -496,7 +496,7 @@
         </w:trPr>
         <w:tc>
           <w:tcPr>
-            <w:tcW w:type="dxa" w:w="2300"/>
+            <w:tcW w:w="0" w:type="auto"/>
             <w:tcMar>
               <w:top w:w="90" w:type="dxa"/>
               <w:start w:w="110" w:type="dxa"/>
@@ -535,7 +535,7 @@
         </w:tc>
         <w:tc>
           <w:tcPr>
-            <w:tcW w:type="dxa" w:w="6606"/>
+            <w:tcW w:w="0" w:type="auto"/>
             <w:tcMar>
               <w:top w:w="90" w:type="dxa"/>
               <w:start w:w="110" w:type="dxa"/>
@@ -578,7 +578,7 @@
         </w:trPr>
         <w:tc>
           <w:tcPr>
-            <w:tcW w:type="dxa" w:w="2300"/>
+            <w:tcW w:w="0" w:type="auto"/>
             <w:tcMar>
               <w:top w:w="90" w:type="dxa"/>
               <w:start w:w="110" w:type="dxa"/>
@@ -617,7 +617,7 @@
         </w:tc>
         <w:tc>
           <w:tcPr>
-            <w:tcW w:type="dxa" w:w="6606"/>
+            <w:tcW w:w="0" w:type="auto"/>
             <w:tcMar>
               <w:top w:w="90" w:type="dxa"/>
               <w:start w:w="110" w:type="dxa"/>
@@ -660,7 +660,7 @@
         </w:trPr>
         <w:tc>
           <w:tcPr>
-            <w:tcW w:type="dxa" w:w="2300"/>
+            <w:tcW w:w="0" w:type="auto"/>
             <w:tcMar>
               <w:top w:w="90" w:type="dxa"/>
               <w:start w:w="110" w:type="dxa"/>
@@ -699,7 +699,7 @@
         </w:tc>
         <w:tc>
           <w:tcPr>
-            <w:tcW w:type="dxa" w:w="6606"/>
+            <w:tcW w:w="0" w:type="auto"/>
             <w:tcMar>
               <w:top w:w="90" w:type="dxa"/>
               <w:start w:w="110" w:type="dxa"/>
@@ -742,7 +742,7 @@
         </w:trPr>
         <w:tc>
           <w:tcPr>
-            <w:tcW w:type="dxa" w:w="2300"/>
+            <w:tcW w:w="0" w:type="auto"/>
             <w:tcMar>
               <w:top w:w="90" w:type="dxa"/>
               <w:start w:w="110" w:type="dxa"/>
@@ -781,7 +781,7 @@
         </w:tc>
         <w:tc>
           <w:tcPr>
-            <w:tcW w:type="dxa" w:w="6606"/>
+            <w:tcW w:w="0" w:type="auto"/>
             <w:tcMar>
               <w:top w:w="90" w:type="dxa"/>
               <w:start w:w="110" w:type="dxa"/>
@@ -824,7 +824,7 @@
         </w:trPr>
         <w:tc>
           <w:tcPr>
-            <w:tcW w:type="dxa" w:w="2300"/>
+            <w:tcW w:w="0" w:type="auto"/>
             <w:tcMar>
               <w:top w:w="90" w:type="dxa"/>
               <w:start w:w="110" w:type="dxa"/>
@@ -863,7 +863,7 @@
         </w:tc>
         <w:tc>
           <w:tcPr>
-            <w:tcW w:type="dxa" w:w="6606"/>
+            <w:tcW w:w="0" w:type="auto"/>
             <w:tcMar>
               <w:top w:w="90" w:type="dxa"/>
               <w:start w:w="110" w:type="dxa"/>
@@ -918,7 +918,7 @@
     </w:p>
     <w:tbl>
       <w:tblPr>
-        <w:tblW w:type="dxa" w:w="8906"/>
+        <w:tblW w:w="5000" w:type="pct"/>
         <w:jc w:val="left"/>
         <w:tblLayout w:type="fixed"/>
         <w:tblLook w:firstColumn="1" w:firstRow="1" w:lastColumn="0" w:lastRow="0" w:noHBand="0" w:noVBand="1" w:val="04A0"/>
@@ -937,7 +937,7 @@
         </w:trPr>
         <w:tc>
           <w:tcPr>
-            <w:tcW w:type="dxa" w:w="800"/>
+            <w:tcW w:w="0" w:type="auto"/>
             <w:tcMar>
               <w:top w:w="90" w:type="dxa"/>
               <w:start w:w="110" w:type="dxa"/>
@@ -976,7 +976,7 @@
         </w:tc>
         <w:tc>
           <w:tcPr>
-            <w:tcW w:type="dxa" w:w="4250"/>
+            <w:tcW w:w="0" w:type="auto"/>
             <w:tcMar>
               <w:top w:w="90" w:type="dxa"/>
               <w:start w:w="110" w:type="dxa"/>
@@ -1015,7 +1015,7 @@
         </w:tc>
         <w:tc>
           <w:tcPr>
-            <w:tcW w:type="dxa" w:w="650"/>
+            <w:tcW w:w="0" w:type="auto"/>
             <w:tcMar>
               <w:top w:w="90" w:type="dxa"/>
               <w:start w:w="110" w:type="dxa"/>
@@ -1054,7 +1054,7 @@
         </w:tc>
         <w:tc>
           <w:tcPr>
-            <w:tcW w:type="dxa" w:w="650"/>
+            <w:tcW w:w="0" w:type="auto"/>
             <w:tcMar>
               <w:top w:w="90" w:type="dxa"/>
               <w:start w:w="110" w:type="dxa"/>
@@ -1093,7 +1093,7 @@
         </w:tc>
         <w:tc>
           <w:tcPr>
-            <w:tcW w:type="dxa" w:w="2556"/>
+            <w:tcW w:w="0" w:type="auto"/>
             <w:tcMar>
               <w:top w:w="90" w:type="dxa"/>
               <w:start w:w="110" w:type="dxa"/>
@@ -1137,7 +1137,7 @@
         </w:trPr>
         <w:tc>
           <w:tcPr>
-            <w:tcW w:type="dxa" w:w="800"/>
+            <w:tcW w:w="0" w:type="auto"/>
             <w:tcMar>
               <w:top w:w="90" w:type="dxa"/>
               <w:start w:w="110" w:type="dxa"/>
@@ -1180,13 +1180,13 @@
                 <w:color w:val="000000"/>
                 <w:sz w:val="16"/>
               </w:rPr>
-              <w:t>{slNo}</w:t>
+              <w:t>slNo</w:t>
             </w:r>
           </w:p>
         </w:tc>
         <w:tc>
           <w:tcPr>
-            <w:tcW w:type="dxa" w:w="4250"/>
+            <w:tcW w:w="0" w:type="auto"/>
             <w:tcMar>
               <w:top w:w="90" w:type="dxa"/>
               <w:start w:w="110" w:type="dxa"/>
@@ -1218,13 +1218,13 @@
                 <w:color w:val="000000"/>
                 <w:sz w:val="16"/>
               </w:rPr>
-              <w:t>{criterion}</w:t>
+              <w:t>criterion</w:t>
             </w:r>
           </w:p>
         </w:tc>
         <w:tc>
           <w:tcPr>
-            <w:tcW w:type="dxa" w:w="650"/>
+            <w:tcW w:w="0" w:type="auto"/>
             <w:tcMar>
               <w:top w:w="90" w:type="dxa"/>
               <w:start w:w="110" w:type="dxa"/>
@@ -1256,13 +1256,13 @@
                 <w:color w:val="000000"/>
                 <w:sz w:val="16"/>
               </w:rPr>
-              <w:t>{yes}</w:t>
+              <w:t>yes</w:t>
             </w:r>
           </w:p>
         </w:tc>
         <w:tc>
           <w:tcPr>
-            <w:tcW w:type="dxa" w:w="650"/>
+            <w:tcW w:w="0" w:type="auto"/>
             <w:tcMar>
               <w:top w:w="90" w:type="dxa"/>
               <w:start w:w="110" w:type="dxa"/>
@@ -1294,13 +1294,13 @@
                 <w:color w:val="000000"/>
                 <w:sz w:val="16"/>
               </w:rPr>
-              <w:t>{no}</w:t>
+              <w:t>no</w:t>
             </w:r>
           </w:p>
         </w:tc>
         <w:tc>
           <w:tcPr>
-            <w:tcW w:type="dxa" w:w="2556"/>
+            <w:tcW w:w="0" w:type="auto"/>
             <w:tcMar>
               <w:top w:w="90" w:type="dxa"/>
               <w:start w:w="110" w:type="dxa"/>
@@ -1332,7 +1332,7 @@
                 <w:color w:val="000000"/>
                 <w:sz w:val="16"/>
               </w:rPr>
-              <w:t>{comments}</w:t>
+              <w:t>comments</w:t>
             </w:r>
             <w:r>
               <w:rPr>
@@ -1358,7 +1358,7 @@
     </w:p>
     <w:tbl>
       <w:tblPr>
-        <w:tblW w:type="dxa" w:w="8906"/>
+        <w:tblW w:w="5000" w:type="pct"/>
         <w:jc w:val="left"/>
         <w:tblLayout w:type="fixed"/>
         <w:tblLook w:firstColumn="1" w:firstRow="1" w:lastColumn="0" w:lastRow="0" w:noHBand="0" w:noVBand="1" w:val="04A0"/>
@@ -1377,7 +1377,7 @@
         </w:trPr>
         <w:tc>
           <w:tcPr>
-            <w:tcW w:type="dxa" w:w="800"/>
+            <w:tcW w:w="0" w:type="auto"/>
             <w:tcMar>
               <w:top w:w="90" w:type="dxa"/>
               <w:start w:w="110" w:type="dxa"/>
@@ -1416,7 +1416,7 @@
         </w:tc>
         <w:tc>
           <w:tcPr>
-            <w:tcW w:type="dxa" w:w="4250"/>
+            <w:tcW w:w="0" w:type="auto"/>
             <w:tcMar>
               <w:top w:w="90" w:type="dxa"/>
               <w:start w:w="110" w:type="dxa"/>
@@ -1455,7 +1455,7 @@
         </w:tc>
         <w:tc>
           <w:tcPr>
-            <w:tcW w:type="dxa" w:w="650"/>
+            <w:tcW w:w="0" w:type="auto"/>
             <w:tcMar>
               <w:top w:w="90" w:type="dxa"/>
               <w:start w:w="110" w:type="dxa"/>
@@ -1494,7 +1494,7 @@
         </w:tc>
         <w:tc>
           <w:tcPr>
-            <w:tcW w:type="dxa" w:w="650"/>
+            <w:tcW w:w="0" w:type="auto"/>
             <w:tcMar>
               <w:top w:w="90" w:type="dxa"/>
               <w:start w:w="110" w:type="dxa"/>
@@ -1533,7 +1533,7 @@
         </w:tc>
         <w:tc>
           <w:tcPr>
-            <w:tcW w:type="dxa" w:w="2556"/>
+            <w:tcW w:w="0" w:type="auto"/>
             <w:tcMar>
               <w:top w:w="90" w:type="dxa"/>
               <w:start w:w="110" w:type="dxa"/>
@@ -1577,7 +1577,7 @@
         </w:trPr>
         <w:tc>
           <w:tcPr>
-            <w:tcW w:type="dxa" w:w="800"/>
+            <w:tcW w:w="0" w:type="auto"/>
             <w:tcMar>
               <w:top w:w="90" w:type="dxa"/>
               <w:start w:w="110" w:type="dxa"/>
@@ -1620,13 +1620,13 @@
                 <w:color w:val="000000"/>
                 <w:sz w:val="16"/>
               </w:rPr>
-              <w:t>{slNo}</w:t>
+              <w:t>slNo</w:t>
             </w:r>
           </w:p>
         </w:tc>
         <w:tc>
           <w:tcPr>
-            <w:tcW w:type="dxa" w:w="4250"/>
+            <w:tcW w:w="0" w:type="auto"/>
             <w:tcMar>
               <w:top w:w="90" w:type="dxa"/>
               <w:start w:w="110" w:type="dxa"/>
@@ -1658,13 +1658,13 @@
                 <w:color w:val="000000"/>
                 <w:sz w:val="16"/>
               </w:rPr>
-              <w:t>{criterion}</w:t>
+              <w:t>criterion</w:t>
             </w:r>
           </w:p>
         </w:tc>
         <w:tc>
           <w:tcPr>
-            <w:tcW w:type="dxa" w:w="650"/>
+            <w:tcW w:w="0" w:type="auto"/>
             <w:tcMar>
               <w:top w:w="90" w:type="dxa"/>
               <w:start w:w="110" w:type="dxa"/>
@@ -1696,13 +1696,13 @@
                 <w:color w:val="000000"/>
                 <w:sz w:val="16"/>
               </w:rPr>
-              <w:t>{yes}</w:t>
+              <w:t>yes</w:t>
             </w:r>
           </w:p>
         </w:tc>
         <w:tc>
           <w:tcPr>
-            <w:tcW w:type="dxa" w:w="650"/>
+            <w:tcW w:w="0" w:type="auto"/>
             <w:tcMar>
               <w:top w:w="90" w:type="dxa"/>
               <w:start w:w="110" w:type="dxa"/>
@@ -1734,13 +1734,13 @@
                 <w:color w:val="000000"/>
                 <w:sz w:val="16"/>
               </w:rPr>
-              <w:t>{no}</w:t>
+              <w:t>no</w:t>
             </w:r>
           </w:p>
         </w:tc>
         <w:tc>
           <w:tcPr>
-            <w:tcW w:type="dxa" w:w="2556"/>
+            <w:tcW w:w="0" w:type="auto"/>
             <w:tcMar>
               <w:top w:w="90" w:type="dxa"/>
               <w:start w:w="110" w:type="dxa"/>
@@ -1772,7 +1772,7 @@
                 <w:color w:val="000000"/>
                 <w:sz w:val="16"/>
               </w:rPr>
-              <w:t>{comments}</w:t>
+              <w:t>comments</w:t>
             </w:r>
             <w:r>
               <w:rPr>
@@ -1840,7 +1840,7 @@
     </w:p>
     <w:tbl>
       <w:tblPr>
-        <w:tblW w:type="dxa" w:w="8906"/>
+        <w:tblW w:w="5000" w:type="pct"/>
         <w:jc w:val="left"/>
         <w:tblLayout w:type="fixed"/>
         <w:tblLook w:firstColumn="1" w:firstRow="1" w:lastColumn="0" w:lastRow="0" w:noHBand="0" w:noVBand="1" w:val="04A0"/>
@@ -1856,7 +1856,7 @@
         </w:trPr>
         <w:tc>
           <w:tcPr>
-            <w:tcW w:type="dxa" w:w="2300"/>
+            <w:tcW w:w="0" w:type="auto"/>
             <w:tcMar>
               <w:top w:w="90" w:type="dxa"/>
               <w:start w:w="110" w:type="dxa"/>
@@ -1895,7 +1895,7 @@
         </w:tc>
         <w:tc>
           <w:tcPr>
-            <w:tcW w:type="dxa" w:w="6606"/>
+            <w:tcW w:w="0" w:type="auto"/>
             <w:tcMar>
               <w:top w:w="90" w:type="dxa"/>
               <w:start w:w="110" w:type="dxa"/>
@@ -1938,7 +1938,7 @@
         </w:trPr>
         <w:tc>
           <w:tcPr>
-            <w:tcW w:type="dxa" w:w="2300"/>
+            <w:tcW w:w="0" w:type="auto"/>
             <w:tcMar>
               <w:top w:w="90" w:type="dxa"/>
               <w:start w:w="110" w:type="dxa"/>
@@ -1977,7 +1977,7 @@
         </w:tc>
         <w:tc>
           <w:tcPr>
-            <w:tcW w:type="dxa" w:w="6606"/>
+            <w:tcW w:w="0" w:type="auto"/>
             <w:tcMar>
               <w:top w:w="90" w:type="dxa"/>
               <w:start w:w="110" w:type="dxa"/>
@@ -2020,7 +2020,7 @@
         </w:trPr>
         <w:tc>
           <w:tcPr>
-            <w:tcW w:type="dxa" w:w="2300"/>
+            <w:tcW w:w="0" w:type="auto"/>
             <w:tcMar>
               <w:top w:w="90" w:type="dxa"/>
               <w:start w:w="110" w:type="dxa"/>
@@ -2059,7 +2059,7 @@
         </w:tc>
         <w:tc>
           <w:tcPr>
-            <w:tcW w:type="dxa" w:w="6606"/>
+            <w:tcW w:w="0" w:type="auto"/>
             <w:tcMar>
               <w:top w:w="90" w:type="dxa"/>
               <w:start w:w="110" w:type="dxa"/>
@@ -2102,7 +2102,7 @@
         </w:trPr>
         <w:tc>
           <w:tcPr>
-            <w:tcW w:type="dxa" w:w="2300"/>
+            <w:tcW w:w="0" w:type="auto"/>
             <w:tcMar>
               <w:top w:w="90" w:type="dxa"/>
               <w:start w:w="110" w:type="dxa"/>
@@ -2141,7 +2141,7 @@
         </w:tc>
         <w:tc>
           <w:tcPr>
-            <w:tcW w:type="dxa" w:w="6606"/>
+            <w:tcW w:w="0" w:type="auto"/>
             <w:tcMar>
               <w:top w:w="90" w:type="dxa"/>
               <w:start w:w="110" w:type="dxa"/>
@@ -2185,7 +2185,7 @@
         </w:trPr>
         <w:tc>
           <w:tcPr>
-            <w:tcW w:type="dxa" w:w="2300"/>
+            <w:tcW w:w="0" w:type="auto"/>
             <w:tcMar>
               <w:top w:w="90" w:type="dxa"/>
               <w:start w:w="110" w:type="dxa"/>
@@ -2224,7 +2224,7 @@
         </w:tc>
         <w:tc>
           <w:tcPr>
-            <w:tcW w:type="dxa" w:w="6606"/>
+            <w:tcW w:w="0" w:type="auto"/>
             <w:tcMar>
               <w:top w:w="90" w:type="dxa"/>
               <w:start w:w="110" w:type="dxa"/>
@@ -2269,7 +2269,7 @@
         </w:trPr>
         <w:tc>
           <w:tcPr>
-            <w:tcW w:type="dxa" w:w="2300"/>
+            <w:tcW w:w="0" w:type="auto"/>
             <w:tcMar>
               <w:top w:w="90" w:type="dxa"/>
               <w:start w:w="110" w:type="dxa"/>
@@ -2308,7 +2308,7 @@
         </w:tc>
         <w:tc>
           <w:tcPr>
-            <w:tcW w:type="dxa" w:w="6606"/>
+            <w:tcW w:w="0" w:type="auto"/>
             <w:tcMar>
               <w:top w:w="90" w:type="dxa"/>
               <w:start w:w="110" w:type="dxa"/>
@@ -2352,7 +2352,7 @@
         </w:trPr>
         <w:tc>
           <w:tcPr>
-            <w:tcW w:type="dxa" w:w="2300"/>
+            <w:tcW w:w="0" w:type="auto"/>
             <w:tcMar>
               <w:top w:w="90" w:type="dxa"/>
               <w:start w:w="110" w:type="dxa"/>
@@ -2391,7 +2391,7 @@
         </w:tc>
         <w:tc>
           <w:tcPr>
-            <w:tcW w:type="dxa" w:w="6606"/>
+            <w:tcW w:w="0" w:type="auto"/>
             <w:tcMar>
               <w:top w:w="90" w:type="dxa"/>
               <w:start w:w="110" w:type="dxa"/>
@@ -2446,7 +2446,7 @@
     </w:p>
     <w:tbl>
       <w:tblPr>
-        <w:tblW w:type="dxa" w:w="8906"/>
+        <w:tblW w:w="5000" w:type="pct"/>
         <w:jc w:val="left"/>
         <w:tblLayout w:type="fixed"/>
         <w:tblLook w:firstColumn="1" w:firstRow="1" w:lastColumn="0" w:lastRow="0" w:noHBand="0" w:noVBand="1" w:val="04A0"/>
@@ -2465,7 +2465,7 @@
         </w:trPr>
         <w:tc>
           <w:tcPr>
-            <w:tcW w:type="dxa" w:w="1250"/>
+            <w:tcW w:w="0" w:type="auto"/>
             <w:tcMar>
               <w:top w:w="90" w:type="dxa"/>
               <w:start w:w="110" w:type="dxa"/>
@@ -2504,7 +2504,7 @@
         </w:tc>
         <w:tc>
           <w:tcPr>
-            <w:tcW w:type="dxa" w:w="1700"/>
+            <w:tcW w:w="0" w:type="auto"/>
             <w:tcMar>
               <w:top w:w="90" w:type="dxa"/>
               <w:start w:w="110" w:type="dxa"/>
@@ -2543,7 +2543,7 @@
         </w:tc>
         <w:tc>
           <w:tcPr>
-            <w:tcW w:type="dxa" w:w="1900"/>
+            <w:tcW w:w="0" w:type="auto"/>
             <w:tcMar>
               <w:top w:w="90" w:type="dxa"/>
               <w:start w:w="110" w:type="dxa"/>
@@ -2582,7 +2582,7 @@
         </w:tc>
         <w:tc>
           <w:tcPr>
-            <w:tcW w:type="dxa" w:w="2200"/>
+            <w:tcW w:w="0" w:type="auto"/>
             <w:tcMar>
               <w:top w:w="90" w:type="dxa"/>
               <w:start w:w="110" w:type="dxa"/>
@@ -2621,7 +2621,7 @@
         </w:tc>
         <w:tc>
           <w:tcPr>
-            <w:tcW w:type="dxa" w:w="1856"/>
+            <w:tcW w:w="0" w:type="auto"/>
             <w:tcMar>
               <w:top w:w="90" w:type="dxa"/>
               <w:start w:w="110" w:type="dxa"/>
@@ -2665,7 +2665,7 @@
         </w:trPr>
         <w:tc>
           <w:tcPr>
-            <w:tcW w:type="dxa" w:w="1250"/>
+            <w:tcW w:w="0" w:type="auto"/>
             <w:tcMar>
               <w:top w:w="90" w:type="dxa"/>
               <w:start w:w="110" w:type="dxa"/>
@@ -2702,7 +2702,7 @@
         </w:tc>
         <w:tc>
           <w:tcPr>
-            <w:tcW w:type="dxa" w:w="1700"/>
+            <w:tcW w:w="0" w:type="auto"/>
             <w:tcMar>
               <w:top w:w="90" w:type="dxa"/>
               <w:start w:w="110" w:type="dxa"/>
@@ -2739,7 +2739,7 @@
         </w:tc>
         <w:tc>
           <w:tcPr>
-            <w:tcW w:type="dxa" w:w="1900"/>
+            <w:tcW w:w="0" w:type="auto"/>
             <w:tcMar>
               <w:top w:w="90" w:type="dxa"/>
               <w:start w:w="110" w:type="dxa"/>
@@ -2776,7 +2776,7 @@
         </w:tc>
         <w:tc>
           <w:tcPr>
-            <w:tcW w:type="dxa" w:w="2200"/>
+            <w:tcW w:w="0" w:type="auto"/>
             <w:tcMar>
               <w:top w:w="90" w:type="dxa"/>
               <w:start w:w="110" w:type="dxa"/>
@@ -2813,7 +2813,7 @@
         </w:tc>
         <w:tc>
           <w:tcPr>
-            <w:tcW w:type="dxa" w:w="1856"/>
+            <w:tcW w:w="0" w:type="auto"/>
             <w:tcMar>
               <w:top w:w="90" w:type="dxa"/>
               <w:start w:w="110" w:type="dxa"/>
@@ -2855,7 +2855,7 @@
         </w:trPr>
         <w:tc>
           <w:tcPr>
-            <w:tcW w:type="dxa" w:w="1250"/>
+            <w:tcW w:w="0" w:type="auto"/>
             <w:tcMar>
               <w:top w:w="90" w:type="dxa"/>
               <w:start w:w="110" w:type="dxa"/>
@@ -2892,7 +2892,7 @@
         </w:tc>
         <w:tc>
           <w:tcPr>
-            <w:tcW w:type="dxa" w:w="1700"/>
+            <w:tcW w:w="0" w:type="auto"/>
             <w:tcMar>
               <w:top w:w="90" w:type="dxa"/>
               <w:start w:w="110" w:type="dxa"/>
@@ -2929,7 +2929,7 @@
         </w:tc>
         <w:tc>
           <w:tcPr>
-            <w:tcW w:type="dxa" w:w="1900"/>
+            <w:tcW w:w="0" w:type="auto"/>
             <w:tcMar>
               <w:top w:w="90" w:type="dxa"/>
               <w:start w:w="110" w:type="dxa"/>
@@ -2966,7 +2966,7 @@
         </w:tc>
         <w:tc>
           <w:tcPr>
-            <w:tcW w:type="dxa" w:w="2200"/>
+            <w:tcW w:w="0" w:type="auto"/>
             <w:tcMar>
               <w:top w:w="90" w:type="dxa"/>
               <w:start w:w="110" w:type="dxa"/>
@@ -3003,7 +3003,7 @@
         </w:tc>
         <w:tc>
           <w:tcPr>
-            <w:tcW w:type="dxa" w:w="1856"/>
+            <w:tcW w:w="0" w:type="auto"/>
             <w:tcMar>
               <w:top w:w="90" w:type="dxa"/>
               <w:start w:w="110" w:type="dxa"/>
@@ -3057,7 +3057,7 @@
     </w:p>
     <w:tbl>
       <w:tblPr>
-        <w:tblW w:type="dxa" w:w="8906"/>
+        <w:tblW w:w="5000" w:type="pct"/>
         <w:jc w:val="left"/>
         <w:tblLayout w:type="fixed"/>
         <w:tblLook w:firstColumn="1" w:firstRow="1" w:lastColumn="0" w:lastRow="0" w:noHBand="0" w:noVBand="1" w:val="04A0"/>
@@ -3076,7 +3076,7 @@
         </w:trPr>
         <w:tc>
           <w:tcPr>
-            <w:tcW w:type="dxa" w:w="1250"/>
+            <w:tcW w:w="0" w:type="auto"/>
             <w:tcMar>
               <w:top w:w="90" w:type="dxa"/>
               <w:start w:w="110" w:type="dxa"/>
@@ -3115,7 +3115,7 @@
         </w:tc>
         <w:tc>
           <w:tcPr>
-            <w:tcW w:type="dxa" w:w="1500"/>
+            <w:tcW w:w="0" w:type="auto"/>
             <w:tcMar>
               <w:top w:w="90" w:type="dxa"/>
               <w:start w:w="110" w:type="dxa"/>
@@ -3154,7 +3154,7 @@
         </w:tc>
         <w:tc>
           <w:tcPr>
-            <w:tcW w:type="dxa" w:w="3000"/>
+            <w:tcW w:w="0" w:type="auto"/>
             <w:tcMar>
               <w:top w:w="90" w:type="dxa"/>
               <w:start w:w="110" w:type="dxa"/>
@@ -3193,7 +3193,7 @@
         </w:tc>
         <w:tc>
           <w:tcPr>
-            <w:tcW w:type="dxa" w:w="1500"/>
+            <w:tcW w:w="0" w:type="auto"/>
             <w:tcMar>
               <w:top w:w="90" w:type="dxa"/>
               <w:start w:w="110" w:type="dxa"/>
@@ -3232,7 +3232,7 @@
         </w:tc>
         <w:tc>
           <w:tcPr>
-            <w:tcW w:type="dxa" w:w="1656"/>
+            <w:tcW w:w="0" w:type="auto"/>
             <w:tcMar>
               <w:top w:w="90" w:type="dxa"/>
               <w:start w:w="110" w:type="dxa"/>
@@ -3276,7 +3276,7 @@
         </w:trPr>
         <w:tc>
           <w:tcPr>
-            <w:tcW w:type="dxa" w:w="1250"/>
+            <w:tcW w:w="0" w:type="auto"/>
             <w:tcMar>
               <w:top w:w="90" w:type="dxa"/>
               <w:start w:w="110" w:type="dxa"/>
@@ -3319,13 +3319,13 @@
                 <w:color w:val="000000"/>
                 <w:sz w:val="15"/>
               </w:rPr>
-              <w:t>{visitName}</w:t>
+              <w:t>visitName</w:t>
             </w:r>
           </w:p>
         </w:tc>
         <w:tc>
           <w:tcPr>
-            <w:tcW w:type="dxa" w:w="1500"/>
+            <w:tcW w:w="0" w:type="auto"/>
             <w:tcMar>
               <w:top w:w="90" w:type="dxa"/>
               <w:start w:w="110" w:type="dxa"/>
@@ -3357,13 +3357,13 @@
                 <w:color w:val="000000"/>
                 <w:sz w:val="15"/>
               </w:rPr>
-              <w:t>{plannedWindow}</w:t>
+              <w:t>plannedWindow</w:t>
             </w:r>
           </w:p>
         </w:tc>
         <w:tc>
           <w:tcPr>
-            <w:tcW w:type="dxa" w:w="3000"/>
+            <w:tcW w:w="0" w:type="auto"/>
             <w:tcMar>
               <w:top w:w="90" w:type="dxa"/>
               <w:start w:w="110" w:type="dxa"/>
@@ -3401,7 +3401,7 @@
         </w:tc>
         <w:tc>
           <w:tcPr>
-            <w:tcW w:type="dxa" w:w="1500"/>
+            <w:tcW w:w="0" w:type="auto"/>
             <w:tcMar>
               <w:top w:w="90" w:type="dxa"/>
               <w:start w:w="110" w:type="dxa"/>
@@ -3433,13 +3433,13 @@
                 <w:color w:val="000000"/>
                 <w:sz w:val="15"/>
               </w:rPr>
-              <w:t>{actualDate}</w:t>
+              <w:t>actualDate</w:t>
             </w:r>
           </w:p>
         </w:tc>
         <w:tc>
           <w:tcPr>
-            <w:tcW w:type="dxa" w:w="1656"/>
+            <w:tcW w:w="0" w:type="auto"/>
             <w:tcMar>
               <w:top w:w="90" w:type="dxa"/>
               <w:start w:w="110" w:type="dxa"/>
@@ -3471,7 +3471,7 @@
                 <w:color w:val="000000"/>
                 <w:sz w:val="15"/>
               </w:rPr>
-              <w:t>{investigatorInitials}</w:t>
+              <w:t>investigatorInitials</w:t>
             </w:r>
             <w:r>
               <w:rPr>
@@ -3505,7 +3505,7 @@
     </w:p>
     <w:tbl>
       <w:tblPr>
-        <w:tblW w:type="dxa" w:w="8906"/>
+        <w:tblW w:w="5000" w:type="pct"/>
         <w:jc w:val="left"/>
         <w:tblLayout w:type="fixed"/>
         <w:tblLook w:firstColumn="1" w:firstRow="1" w:lastColumn="0" w:lastRow="0" w:noHBand="0" w:noVBand="1" w:val="04A0"/>
@@ -3524,7 +3524,7 @@
         </w:trPr>
         <w:tc>
           <w:tcPr>
-            <w:tcW w:type="dxa" w:w="2200"/>
+            <w:tcW w:w="0" w:type="auto"/>
             <w:tcMar>
               <w:top w:w="90" w:type="dxa"/>
               <w:start w:w="110" w:type="dxa"/>
@@ -3563,7 +3563,7 @@
         </w:tc>
         <w:tc>
           <w:tcPr>
-            <w:tcW w:type="dxa" w:w="1700"/>
+            <w:tcW w:w="0" w:type="auto"/>
             <w:tcMar>
               <w:top w:w="90" w:type="dxa"/>
               <w:start w:w="110" w:type="dxa"/>
@@ -3602,7 +3602,7 @@
         </w:tc>
         <w:tc>
           <w:tcPr>
-            <w:tcW w:type="dxa" w:w="1400"/>
+            <w:tcW w:w="0" w:type="auto"/>
             <w:tcMar>
               <w:top w:w="90" w:type="dxa"/>
               <w:start w:w="110" w:type="dxa"/>
@@ -3641,7 +3641,7 @@
         </w:tc>
         <w:tc>
           <w:tcPr>
-            <w:tcW w:type="dxa" w:w="1300"/>
+            <w:tcW w:w="0" w:type="auto"/>
             <w:tcMar>
               <w:top w:w="90" w:type="dxa"/>
               <w:start w:w="110" w:type="dxa"/>
@@ -3680,7 +3680,7 @@
         </w:tc>
         <w:tc>
           <w:tcPr>
-            <w:tcW w:type="dxa" w:w="2306"/>
+            <w:tcW w:w="0" w:type="auto"/>
             <w:tcMar>
               <w:top w:w="90" w:type="dxa"/>
               <w:start w:w="110" w:type="dxa"/>
@@ -3724,7 +3724,7 @@
         </w:trPr>
         <w:tc>
           <w:tcPr>
-            <w:tcW w:type="dxa" w:w="2200"/>
+            <w:tcW w:w="0" w:type="auto"/>
             <w:tcMar>
               <w:top w:w="90" w:type="dxa"/>
               <w:start w:w="110" w:type="dxa"/>
@@ -3767,13 +3767,13 @@
                 <w:color w:val="000000"/>
                 <w:sz w:val="15"/>
               </w:rPr>
-              <w:t>{assessmentEndpoint}</w:t>
+              <w:t>assessmentEndpoint</w:t>
             </w:r>
           </w:p>
         </w:tc>
         <w:tc>
           <w:tcPr>
-            <w:tcW w:type="dxa" w:w="1700"/>
+            <w:tcW w:w="0" w:type="auto"/>
             <w:tcMar>
               <w:top w:w="90" w:type="dxa"/>
               <w:start w:w="110" w:type="dxa"/>
@@ -3805,13 +3805,13 @@
                 <w:color w:val="000000"/>
                 <w:sz w:val="15"/>
               </w:rPr>
-              <w:t>{methodUnit}</w:t>
+              <w:t>methodUnit</w:t>
             </w:r>
           </w:p>
         </w:tc>
         <w:tc>
           <w:tcPr>
-            <w:tcW w:type="dxa" w:w="1400"/>
+            <w:tcW w:w="0" w:type="auto"/>
             <w:tcMar>
               <w:top w:w="90" w:type="dxa"/>
               <w:start w:w="110" w:type="dxa"/>
@@ -3843,13 +3843,13 @@
                 <w:color w:val="000000"/>
                 <w:sz w:val="15"/>
               </w:rPr>
-              <w:t>{timePoint}</w:t>
+              <w:t>timePoint</w:t>
             </w:r>
           </w:p>
         </w:tc>
         <w:tc>
           <w:tcPr>
-            <w:tcW w:type="dxa" w:w="1300"/>
+            <w:tcW w:w="0" w:type="auto"/>
             <w:tcMar>
               <w:top w:w="90" w:type="dxa"/>
               <w:start w:w="110" w:type="dxa"/>
@@ -3881,13 +3881,13 @@
                 <w:color w:val="000000"/>
                 <w:sz w:val="15"/>
               </w:rPr>
-              <w:t>{result}</w:t>
+              <w:t>result</w:t>
             </w:r>
           </w:p>
         </w:tc>
         <w:tc>
           <w:tcPr>
-            <w:tcW w:type="dxa" w:w="2306"/>
+            <w:tcW w:w="0" w:type="auto"/>
             <w:tcMar>
               <w:top w:w="90" w:type="dxa"/>
               <w:start w:w="110" w:type="dxa"/>
@@ -3919,7 +3919,7 @@
                 <w:color w:val="000000"/>
                 <w:sz w:val="15"/>
               </w:rPr>
-              <w:t>{comments}</w:t>
+              <w:t>comments</w:t>
             </w:r>
             <w:r>
               <w:rPr>
@@ -3953,7 +3953,7 @@
     </w:p>
     <w:tbl>
       <w:tblPr>
-        <w:tblW w:type="dxa" w:w="8906"/>
+        <w:tblW w:w="5000" w:type="pct"/>
         <w:jc w:val="left"/>
         <w:tblLayout w:type="fixed"/>
         <w:tblLook w:firstColumn="1" w:firstRow="1" w:lastColumn="0" w:lastRow="0" w:noHBand="0" w:noVBand="1" w:val="04A0"/>
@@ -3972,7 +3972,7 @@
         </w:trPr>
         <w:tc>
           <w:tcPr>
-            <w:tcW w:type="dxa" w:w="700"/>
+            <w:tcW w:w="0" w:type="auto"/>
             <w:tcMar>
               <w:top w:w="90" w:type="dxa"/>
               <w:start w:w="110" w:type="dxa"/>
@@ -4011,7 +4011,7 @@
         </w:tc>
         <w:tc>
           <w:tcPr>
-            <w:tcW w:type="dxa" w:w="2600"/>
+            <w:tcW w:w="0" w:type="auto"/>
             <w:tcMar>
               <w:top w:w="90" w:type="dxa"/>
               <w:start w:w="110" w:type="dxa"/>
@@ -4050,7 +4050,7 @@
         </w:tc>
         <w:tc>
           <w:tcPr>
-            <w:tcW w:type="dxa" w:w="1900"/>
+            <w:tcW w:w="0" w:type="auto"/>
             <w:tcMar>
               <w:top w:w="90" w:type="dxa"/>
               <w:start w:w="110" w:type="dxa"/>
@@ -4089,7 +4089,7 @@
         </w:tc>
         <w:tc>
           <w:tcPr>
-            <w:tcW w:type="dxa" w:w="1500"/>
+            <w:tcW w:w="0" w:type="auto"/>
             <w:tcMar>
               <w:top w:w="90" w:type="dxa"/>
               <w:start w:w="110" w:type="dxa"/>
@@ -4128,7 +4128,7 @@
         </w:tc>
         <w:tc>
           <w:tcPr>
-            <w:tcW w:type="dxa" w:w="2206"/>
+            <w:tcW w:w="0" w:type="auto"/>
             <w:tcMar>
               <w:top w:w="90" w:type="dxa"/>
               <w:start w:w="110" w:type="dxa"/>
@@ -4172,7 +4172,7 @@
         </w:trPr>
         <w:tc>
           <w:tcPr>
-            <w:tcW w:type="dxa" w:w="700"/>
+            <w:tcW w:w="0" w:type="auto"/>
             <w:tcMar>
               <w:top w:w="90" w:type="dxa"/>
               <w:start w:w="110" w:type="dxa"/>
@@ -4209,7 +4209,7 @@
         </w:tc>
         <w:tc>
           <w:tcPr>
-            <w:tcW w:type="dxa" w:w="2600"/>
+            <w:tcW w:w="0" w:type="auto"/>
             <w:tcMar>
               <w:top w:w="90" w:type="dxa"/>
               <w:start w:w="110" w:type="dxa"/>
@@ -4246,7 +4246,7 @@
         </w:tc>
         <w:tc>
           <w:tcPr>
-            <w:tcW w:type="dxa" w:w="1900"/>
+            <w:tcW w:w="0" w:type="auto"/>
             <w:tcMar>
               <w:top w:w="90" w:type="dxa"/>
               <w:start w:w="110" w:type="dxa"/>
@@ -4283,7 +4283,7 @@
         </w:tc>
         <w:tc>
           <w:tcPr>
-            <w:tcW w:type="dxa" w:w="1500"/>
+            <w:tcW w:w="0" w:type="auto"/>
             <w:tcMar>
               <w:top w:w="90" w:type="dxa"/>
               <w:start w:w="110" w:type="dxa"/>
@@ -4320,7 +4320,7 @@
         </w:tc>
         <w:tc>
           <w:tcPr>
-            <w:tcW w:type="dxa" w:w="2206"/>
+            <w:tcW w:w="0" w:type="auto"/>
             <w:tcMar>
               <w:top w:w="90" w:type="dxa"/>
               <w:start w:w="110" w:type="dxa"/>
@@ -4362,7 +4362,7 @@
         </w:trPr>
         <w:tc>
           <w:tcPr>
-            <w:tcW w:type="dxa" w:w="700"/>
+            <w:tcW w:w="0" w:type="auto"/>
             <w:tcMar>
               <w:top w:w="90" w:type="dxa"/>
               <w:start w:w="110" w:type="dxa"/>
@@ -4399,7 +4399,7 @@
         </w:tc>
         <w:tc>
           <w:tcPr>
-            <w:tcW w:type="dxa" w:w="2600"/>
+            <w:tcW w:w="0" w:type="auto"/>
             <w:tcMar>
               <w:top w:w="90" w:type="dxa"/>
               <w:start w:w="110" w:type="dxa"/>
@@ -4436,7 +4436,7 @@
         </w:tc>
         <w:tc>
           <w:tcPr>
-            <w:tcW w:type="dxa" w:w="1900"/>
+            <w:tcW w:w="0" w:type="auto"/>
             <w:tcMar>
               <w:top w:w="90" w:type="dxa"/>
               <w:start w:w="110" w:type="dxa"/>
@@ -4473,7 +4473,7 @@
         </w:tc>
         <w:tc>
           <w:tcPr>
-            <w:tcW w:type="dxa" w:w="1500"/>
+            <w:tcW w:w="0" w:type="auto"/>
             <w:tcMar>
               <w:top w:w="90" w:type="dxa"/>
               <w:start w:w="110" w:type="dxa"/>
@@ -4510,7 +4510,7 @@
         </w:tc>
         <w:tc>
           <w:tcPr>
-            <w:tcW w:type="dxa" w:w="2206"/>
+            <w:tcW w:w="0" w:type="auto"/>
             <w:tcMar>
               <w:top w:w="90" w:type="dxa"/>
               <w:start w:w="110" w:type="dxa"/>
@@ -4569,7 +4569,7 @@
     </w:p>
     <w:tbl>
       <w:tblPr>
-        <w:tblW w:type="dxa" w:w="8906"/>
+        <w:tblW w:w="5000" w:type="pct"/>
         <w:jc w:val="left"/>
         <w:tblLayout w:type="fixed"/>
         <w:tblLook w:firstColumn="1" w:firstRow="1" w:lastColumn="0" w:lastRow="0" w:noHBand="0" w:noVBand="1" w:val="04A0"/>
@@ -4588,7 +4588,7 @@
         </w:trPr>
         <w:tc>
           <w:tcPr>
-            <w:tcW w:type="dxa" w:w="600"/>
+            <w:tcW w:w="0" w:type="auto"/>
             <w:tcMar>
               <w:top w:w="90" w:type="dxa"/>
               <w:start w:w="110" w:type="dxa"/>
@@ -4627,7 +4627,7 @@
         </w:tc>
         <w:tc>
           <w:tcPr>
-            <w:tcW w:type="dxa" w:w="1200"/>
+            <w:tcW w:w="0" w:type="auto"/>
             <w:tcMar>
               <w:top w:w="90" w:type="dxa"/>
               <w:start w:w="110" w:type="dxa"/>
@@ -4666,7 +4666,7 @@
         </w:tc>
         <w:tc>
           <w:tcPr>
-            <w:tcW w:type="dxa" w:w="2600"/>
+            <w:tcW w:w="0" w:type="auto"/>
             <w:tcMar>
               <w:top w:w="90" w:type="dxa"/>
               <w:start w:w="110" w:type="dxa"/>
@@ -4705,7 +4705,7 @@
         </w:tc>
         <w:tc>
           <w:tcPr>
-            <w:tcW w:type="dxa" w:w="2200"/>
+            <w:tcW w:w="0" w:type="auto"/>
             <w:tcMar>
               <w:top w:w="90" w:type="dxa"/>
               <w:start w:w="110" w:type="dxa"/>
@@ -4744,7 +4744,7 @@
         </w:tc>
         <w:tc>
           <w:tcPr>
-            <w:tcW w:type="dxa" w:w="2306"/>
+            <w:tcW w:w="0" w:type="auto"/>
             <w:tcMar>
               <w:top w:w="90" w:type="dxa"/>
               <w:start w:w="110" w:type="dxa"/>
@@ -4788,7 +4788,7 @@
         </w:trPr>
         <w:tc>
           <w:tcPr>
-            <w:tcW w:type="dxa" w:w="600"/>
+            <w:tcW w:w="0" w:type="auto"/>
             <w:tcMar>
               <w:top w:w="90" w:type="dxa"/>
               <w:start w:w="110" w:type="dxa"/>
@@ -4825,7 +4825,7 @@
         </w:tc>
         <w:tc>
           <w:tcPr>
-            <w:tcW w:type="dxa" w:w="1200"/>
+            <w:tcW w:w="0" w:type="auto"/>
             <w:tcMar>
               <w:top w:w="90" w:type="dxa"/>
               <w:start w:w="110" w:type="dxa"/>
@@ -4862,7 +4862,7 @@
         </w:tc>
         <w:tc>
           <w:tcPr>
-            <w:tcW w:type="dxa" w:w="2600"/>
+            <w:tcW w:w="0" w:type="auto"/>
             <w:tcMar>
               <w:top w:w="90" w:type="dxa"/>
               <w:start w:w="110" w:type="dxa"/>
@@ -4899,7 +4899,7 @@
         </w:tc>
         <w:tc>
           <w:tcPr>
-            <w:tcW w:type="dxa" w:w="2200"/>
+            <w:tcW w:w="0" w:type="auto"/>
             <w:tcMar>
               <w:top w:w="90" w:type="dxa"/>
               <w:start w:w="110" w:type="dxa"/>
@@ -4936,7 +4936,7 @@
         </w:tc>
         <w:tc>
           <w:tcPr>
-            <w:tcW w:type="dxa" w:w="2306"/>
+            <w:tcW w:w="0" w:type="auto"/>
             <w:tcMar>
               <w:top w:w="90" w:type="dxa"/>
               <w:start w:w="110" w:type="dxa"/>
@@ -4978,7 +4978,7 @@
         </w:trPr>
         <w:tc>
           <w:tcPr>
-            <w:tcW w:type="dxa" w:w="600"/>
+            <w:tcW w:w="0" w:type="auto"/>
             <w:tcMar>
               <w:top w:w="90" w:type="dxa"/>
               <w:start w:w="110" w:type="dxa"/>
@@ -5015,7 +5015,7 @@
         </w:tc>
         <w:tc>
           <w:tcPr>
-            <w:tcW w:type="dxa" w:w="1200"/>
+            <w:tcW w:w="0" w:type="auto"/>
             <w:tcMar>
               <w:top w:w="90" w:type="dxa"/>
               <w:start w:w="110" w:type="dxa"/>
@@ -5052,7 +5052,7 @@
         </w:tc>
         <w:tc>
           <w:tcPr>
-            <w:tcW w:type="dxa" w:w="2600"/>
+            <w:tcW w:w="0" w:type="auto"/>
             <w:tcMar>
               <w:top w:w="90" w:type="dxa"/>
               <w:start w:w="110" w:type="dxa"/>
@@ -5089,7 +5089,7 @@
         </w:tc>
         <w:tc>
           <w:tcPr>
-            <w:tcW w:type="dxa" w:w="2200"/>
+            <w:tcW w:w="0" w:type="auto"/>
             <w:tcMar>
               <w:top w:w="90" w:type="dxa"/>
               <w:start w:w="110" w:type="dxa"/>
@@ -5126,7 +5126,7 @@
         </w:tc>
         <w:tc>
           <w:tcPr>
-            <w:tcW w:type="dxa" w:w="2306"/>
+            <w:tcW w:w="0" w:type="auto"/>
             <w:tcMar>
               <w:top w:w="90" w:type="dxa"/>
               <w:start w:w="110" w:type="dxa"/>
@@ -5180,7 +5180,7 @@
     </w:p>
     <w:tbl>
       <w:tblPr>
-        <w:tblW w:type="dxa" w:w="8906"/>
+        <w:tblW w:w="5000" w:type="pct"/>
         <w:jc w:val="left"/>
         <w:tblLayout w:type="fixed"/>
         <w:tblLook w:firstColumn="1" w:firstRow="1" w:lastColumn="0" w:lastRow="0" w:noHBand="0" w:noVBand="1" w:val="04A0"/>
@@ -5199,7 +5199,7 @@
         </w:trPr>
         <w:tc>
           <w:tcPr>
-            <w:tcW w:type="dxa" w:w="2200"/>
+            <w:tcW w:w="0" w:type="auto"/>
             <w:tcMar>
               <w:top w:w="90" w:type="dxa"/>
               <w:start w:w="110" w:type="dxa"/>
@@ -5238,7 +5238,7 @@
         </w:tc>
         <w:tc>
           <w:tcPr>
-            <w:tcW w:type="dxa" w:w="1700"/>
+            <w:tcW w:w="0" w:type="auto"/>
             <w:tcMar>
               <w:top w:w="90" w:type="dxa"/>
               <w:start w:w="110" w:type="dxa"/>
@@ -5277,7 +5277,7 @@
         </w:tc>
         <w:tc>
           <w:tcPr>
-            <w:tcW w:type="dxa" w:w="1200"/>
+            <w:tcW w:w="0" w:type="auto"/>
             <w:tcMar>
               <w:top w:w="90" w:type="dxa"/>
               <w:start w:w="110" w:type="dxa"/>
@@ -5316,7 +5316,7 @@
         </w:tc>
         <w:tc>
           <w:tcPr>
-            <w:tcW w:type="dxa" w:w="1400"/>
+            <w:tcW w:w="0" w:type="auto"/>
             <w:tcMar>
               <w:top w:w="90" w:type="dxa"/>
               <w:start w:w="110" w:type="dxa"/>
@@ -5355,7 +5355,7 @@
         </w:tc>
         <w:tc>
           <w:tcPr>
-            <w:tcW w:type="dxa" w:w="2406"/>
+            <w:tcW w:w="0" w:type="auto"/>
             <w:tcMar>
               <w:top w:w="90" w:type="dxa"/>
               <w:start w:w="110" w:type="dxa"/>
@@ -5399,7 +5399,7 @@
         </w:trPr>
         <w:tc>
           <w:tcPr>
-            <w:tcW w:type="dxa" w:w="2200"/>
+            <w:tcW w:w="0" w:type="auto"/>
             <w:tcMar>
               <w:top w:w="90" w:type="dxa"/>
               <w:start w:w="110" w:type="dxa"/>
@@ -5436,7 +5436,7 @@
         </w:tc>
         <w:tc>
           <w:tcPr>
-            <w:tcW w:type="dxa" w:w="1700"/>
+            <w:tcW w:w="0" w:type="auto"/>
             <w:tcMar>
               <w:top w:w="90" w:type="dxa"/>
               <w:start w:w="110" w:type="dxa"/>
@@ -5473,7 +5473,7 @@
         </w:tc>
         <w:tc>
           <w:tcPr>
-            <w:tcW w:type="dxa" w:w="1200"/>
+            <w:tcW w:w="0" w:type="auto"/>
             <w:tcMar>
               <w:top w:w="90" w:type="dxa"/>
               <w:start w:w="110" w:type="dxa"/>
@@ -5510,7 +5510,7 @@
         </w:tc>
         <w:tc>
           <w:tcPr>
-            <w:tcW w:type="dxa" w:w="1400"/>
+            <w:tcW w:w="0" w:type="auto"/>
             <w:tcMar>
               <w:top w:w="90" w:type="dxa"/>
               <w:start w:w="110" w:type="dxa"/>
@@ -5547,7 +5547,7 @@
         </w:tc>
         <w:tc>
           <w:tcPr>
-            <w:tcW w:type="dxa" w:w="2406"/>
+            <w:tcW w:w="0" w:type="auto"/>
             <w:tcMar>
               <w:top w:w="90" w:type="dxa"/>
               <w:start w:w="110" w:type="dxa"/>
@@ -5589,7 +5589,7 @@
         </w:trPr>
         <w:tc>
           <w:tcPr>
-            <w:tcW w:type="dxa" w:w="2200"/>
+            <w:tcW w:w="0" w:type="auto"/>
             <w:tcMar>
               <w:top w:w="90" w:type="dxa"/>
               <w:start w:w="110" w:type="dxa"/>
@@ -5626,7 +5626,7 @@
         </w:tc>
         <w:tc>
           <w:tcPr>
-            <w:tcW w:type="dxa" w:w="1700"/>
+            <w:tcW w:w="0" w:type="auto"/>
             <w:tcMar>
               <w:top w:w="90" w:type="dxa"/>
               <w:start w:w="110" w:type="dxa"/>
@@ -5663,7 +5663,7 @@
         </w:tc>
         <w:tc>
           <w:tcPr>
-            <w:tcW w:type="dxa" w:w="1200"/>
+            <w:tcW w:w="0" w:type="auto"/>
             <w:tcMar>
               <w:top w:w="90" w:type="dxa"/>
               <w:start w:w="110" w:type="dxa"/>
@@ -5700,7 +5700,7 @@
         </w:tc>
         <w:tc>
           <w:tcPr>
-            <w:tcW w:type="dxa" w:w="1400"/>
+            <w:tcW w:w="0" w:type="auto"/>
             <w:tcMar>
               <w:top w:w="90" w:type="dxa"/>
               <w:start w:w="110" w:type="dxa"/>
@@ -5737,7 +5737,7 @@
         </w:tc>
         <w:tc>
           <w:tcPr>
-            <w:tcW w:type="dxa" w:w="2406"/>
+            <w:tcW w:w="0" w:type="auto"/>
             <w:tcMar>
               <w:top w:w="90" w:type="dxa"/>
               <w:start w:w="110" w:type="dxa"/>
@@ -5791,7 +5791,7 @@
     </w:p>
     <w:tbl>
       <w:tblPr>
-        <w:tblW w:type="dxa" w:w="8906"/>
+        <w:tblW w:w="5000" w:type="pct"/>
         <w:jc w:val="left"/>
         <w:tblLayout w:type="fixed"/>
         <w:tblLook w:firstColumn="1" w:firstRow="1" w:lastColumn="0" w:lastRow="0" w:noHBand="0" w:noVBand="1" w:val="04A0"/>
@@ -5807,7 +5807,7 @@
         </w:trPr>
         <w:tc>
           <w:tcPr>
-            <w:tcW w:type="dxa" w:w="2300"/>
+            <w:tcW w:w="0" w:type="auto"/>
             <w:tcMar>
               <w:top w:w="90" w:type="dxa"/>
               <w:start w:w="110" w:type="dxa"/>
@@ -5846,7 +5846,7 @@
         </w:tc>
         <w:tc>
           <w:tcPr>
-            <w:tcW w:type="dxa" w:w="6606"/>
+            <w:tcW w:w="0" w:type="auto"/>
             <w:tcMar>
               <w:top w:w="90" w:type="dxa"/>
               <w:start w:w="110" w:type="dxa"/>
@@ -5890,7 +5890,7 @@
         </w:trPr>
         <w:tc>
           <w:tcPr>
-            <w:tcW w:type="dxa" w:w="2300"/>
+            <w:tcW w:w="0" w:type="auto"/>
             <w:tcMar>
               <w:top w:w="90" w:type="dxa"/>
               <w:start w:w="110" w:type="dxa"/>
@@ -5929,7 +5929,7 @@
         </w:tc>
         <w:tc>
           <w:tcPr>
-            <w:tcW w:type="dxa" w:w="6606"/>
+            <w:tcW w:w="0" w:type="auto"/>
             <w:tcMar>
               <w:top w:w="90" w:type="dxa"/>
               <w:start w:w="110" w:type="dxa"/>
@@ -5974,7 +5974,7 @@
         </w:trPr>
         <w:tc>
           <w:tcPr>
-            <w:tcW w:type="dxa" w:w="2300"/>
+            <w:tcW w:w="0" w:type="auto"/>
             <w:tcMar>
               <w:top w:w="90" w:type="dxa"/>
               <w:start w:w="110" w:type="dxa"/>
@@ -6013,7 +6013,7 @@
         </w:tc>
         <w:tc>
           <w:tcPr>
-            <w:tcW w:type="dxa" w:w="6606"/>
+            <w:tcW w:w="0" w:type="auto"/>
             <w:tcMar>
               <w:top w:w="90" w:type="dxa"/>
               <w:start w:w="110" w:type="dxa"/>
@@ -6069,7 +6069,7 @@
     </w:p>
     <w:tbl>
       <w:tblPr>
-        <w:tblW w:type="dxa" w:w="8906"/>
+        <w:tblW w:w="5000" w:type="pct"/>
         <w:jc w:val="left"/>
         <w:tblLayout w:type="fixed"/>
         <w:tblLook w:firstColumn="1" w:firstRow="1" w:lastColumn="0" w:lastRow="0" w:noHBand="0" w:noVBand="1" w:val="04A0"/>
@@ -6085,7 +6085,7 @@
         </w:trPr>
         <w:tc>
           <w:tcPr>
-            <w:tcW w:type="dxa" w:w="2300"/>
+            <w:tcW w:w="0" w:type="auto"/>
             <w:tcMar>
               <w:top w:w="90" w:type="dxa"/>
               <w:start w:w="110" w:type="dxa"/>
@@ -6124,7 +6124,7 @@
         </w:tc>
         <w:tc>
           <w:tcPr>
-            <w:tcW w:type="dxa" w:w="6606"/>
+            <w:tcW w:w="0" w:type="auto"/>
             <w:tcMar>
               <w:top w:w="90" w:type="dxa"/>
               <w:start w:w="110" w:type="dxa"/>
@@ -6167,7 +6167,7 @@
         </w:trPr>
         <w:tc>
           <w:tcPr>
-            <w:tcW w:type="dxa" w:w="2300"/>
+            <w:tcW w:w="0" w:type="auto"/>
             <w:tcMar>
               <w:top w:w="90" w:type="dxa"/>
               <w:start w:w="110" w:type="dxa"/>
@@ -6206,7 +6206,7 @@
         </w:tc>
         <w:tc>
           <w:tcPr>
-            <w:tcW w:type="dxa" w:w="6606"/>
+            <w:tcW w:w="0" w:type="auto"/>
             <w:tcMar>
               <w:top w:w="90" w:type="dxa"/>
               <w:start w:w="110" w:type="dxa"/>
@@ -6250,7 +6250,7 @@
         </w:trPr>
         <w:tc>
           <w:tcPr>
-            <w:tcW w:type="dxa" w:w="2300"/>
+            <w:tcW w:w="0" w:type="auto"/>
             <w:tcMar>
               <w:top w:w="90" w:type="dxa"/>
               <w:start w:w="110" w:type="dxa"/>
@@ -6289,7 +6289,7 @@
         </w:tc>
         <w:tc>
           <w:tcPr>
-            <w:tcW w:type="dxa" w:w="6606"/>
+            <w:tcW w:w="0" w:type="auto"/>
             <w:tcMar>
               <w:top w:w="90" w:type="dxa"/>
               <w:start w:w="110" w:type="dxa"/>
@@ -6346,7 +6346,7 @@
     </w:p>
     <w:tbl>
       <w:tblPr>
-        <w:tblW w:type="dxa" w:w="8906"/>
+        <w:tblW w:w="5000" w:type="pct"/>
         <w:jc w:val="left"/>
         <w:tblLayout w:type="fixed"/>
         <w:tblLook w:firstColumn="1" w:firstRow="1" w:lastColumn="0" w:lastRow="0" w:noHBand="0" w:noVBand="1" w:val="04A0"/>
@@ -6365,7 +6365,7 @@
         </w:trPr>
         <w:tc>
           <w:tcPr>
-            <w:tcW w:type="dxa" w:w="800"/>
+            <w:tcW w:w="0" w:type="auto"/>
             <w:tcMar>
               <w:top w:w="90" w:type="dxa"/>
               <w:start w:w="110" w:type="dxa"/>
@@ -6404,7 +6404,7 @@
         </w:tc>
         <w:tc>
           <w:tcPr>
-            <w:tcW w:type="dxa" w:w="1100"/>
+            <w:tcW w:w="0" w:type="auto"/>
             <w:tcMar>
               <w:top w:w="90" w:type="dxa"/>
               <w:start w:w="110" w:type="dxa"/>
@@ -6443,7 +6443,7 @@
         </w:tc>
         <w:tc>
           <w:tcPr>
-            <w:tcW w:type="dxa" w:w="3000"/>
+            <w:tcW w:w="0" w:type="auto"/>
             <w:tcMar>
               <w:top w:w="90" w:type="dxa"/>
               <w:start w:w="110" w:type="dxa"/>
@@ -6482,7 +6482,7 @@
         </w:tc>
         <w:tc>
           <w:tcPr>
-            <w:tcW w:type="dxa" w:w="1500"/>
+            <w:tcW w:w="0" w:type="auto"/>
             <w:tcMar>
               <w:top w:w="90" w:type="dxa"/>
               <w:start w:w="110" w:type="dxa"/>
@@ -6521,7 +6521,7 @@
         </w:tc>
         <w:tc>
           <w:tcPr>
-            <w:tcW w:type="dxa" w:w="2506"/>
+            <w:tcW w:w="0" w:type="auto"/>
             <w:tcMar>
               <w:top w:w="90" w:type="dxa"/>
               <w:start w:w="110" w:type="dxa"/>
@@ -6565,7 +6565,7 @@
         </w:trPr>
         <w:tc>
           <w:tcPr>
-            <w:tcW w:type="dxa" w:w="800"/>
+            <w:tcW w:w="0" w:type="auto"/>
             <w:tcMar>
               <w:top w:w="90" w:type="dxa"/>
               <w:start w:w="110" w:type="dxa"/>
@@ -6602,7 +6602,7 @@
         </w:tc>
         <w:tc>
           <w:tcPr>
-            <w:tcW w:type="dxa" w:w="1100"/>
+            <w:tcW w:w="0" w:type="auto"/>
             <w:tcMar>
               <w:top w:w="90" w:type="dxa"/>
               <w:start w:w="110" w:type="dxa"/>
@@ -6639,7 +6639,7 @@
         </w:tc>
         <w:tc>
           <w:tcPr>
-            <w:tcW w:type="dxa" w:w="3000"/>
+            <w:tcW w:w="0" w:type="auto"/>
             <w:tcMar>
               <w:top w:w="90" w:type="dxa"/>
               <w:start w:w="110" w:type="dxa"/>
@@ -6676,7 +6676,7 @@
         </w:tc>
         <w:tc>
           <w:tcPr>
-            <w:tcW w:type="dxa" w:w="1500"/>
+            <w:tcW w:w="0" w:type="auto"/>
             <w:tcMar>
               <w:top w:w="90" w:type="dxa"/>
               <w:start w:w="110" w:type="dxa"/>
@@ -6713,7 +6713,7 @@
         </w:tc>
         <w:tc>
           <w:tcPr>
-            <w:tcW w:type="dxa" w:w="2506"/>
+            <w:tcW w:w="0" w:type="auto"/>
             <w:tcMar>
               <w:top w:w="90" w:type="dxa"/>
               <w:start w:w="110" w:type="dxa"/>
@@ -6755,7 +6755,7 @@
         </w:trPr>
         <w:tc>
           <w:tcPr>
-            <w:tcW w:type="dxa" w:w="800"/>
+            <w:tcW w:w="0" w:type="auto"/>
             <w:tcMar>
               <w:top w:w="90" w:type="dxa"/>
               <w:start w:w="110" w:type="dxa"/>
@@ -6792,7 +6792,7 @@
         </w:tc>
         <w:tc>
           <w:tcPr>
-            <w:tcW w:type="dxa" w:w="1100"/>
+            <w:tcW w:w="0" w:type="auto"/>
             <w:tcMar>
               <w:top w:w="90" w:type="dxa"/>
               <w:start w:w="110" w:type="dxa"/>
@@ -6829,7 +6829,7 @@
         </w:tc>
         <w:tc>
           <w:tcPr>
-            <w:tcW w:type="dxa" w:w="3000"/>
+            <w:tcW w:w="0" w:type="auto"/>
             <w:tcMar>
               <w:top w:w="90" w:type="dxa"/>
               <w:start w:w="110" w:type="dxa"/>
@@ -6866,7 +6866,7 @@
         </w:tc>
         <w:tc>
           <w:tcPr>
-            <w:tcW w:type="dxa" w:w="1500"/>
+            <w:tcW w:w="0" w:type="auto"/>
             <w:tcMar>
               <w:top w:w="90" w:type="dxa"/>
               <w:start w:w="110" w:type="dxa"/>
@@ -6903,7 +6903,7 @@
         </w:tc>
         <w:tc>
           <w:tcPr>
-            <w:tcW w:type="dxa" w:w="2506"/>
+            <w:tcW w:w="0" w:type="auto"/>
             <w:tcMar>
               <w:top w:w="90" w:type="dxa"/>
               <w:start w:w="110" w:type="dxa"/>
@@ -6962,7 +6962,7 @@
     </w:p>
     <w:tbl>
       <w:tblPr>
-        <w:tblW w:type="dxa" w:w="8906"/>
+        <w:tblW w:w="5000" w:type="pct"/>
         <w:jc w:val="left"/>
         <w:tblLayout w:type="fixed"/>
         <w:tblLook w:firstColumn="1" w:firstRow="1" w:lastColumn="0" w:lastRow="0" w:noHBand="0" w:noVBand="1" w:val="04A0"/>
@@ -6978,7 +6978,7 @@
         </w:trPr>
         <w:tc>
           <w:tcPr>
-            <w:tcW w:type="dxa" w:w="2300"/>
+            <w:tcW w:w="0" w:type="auto"/>
             <w:tcMar>
               <w:top w:w="90" w:type="dxa"/>
               <w:start w:w="110" w:type="dxa"/>
@@ -7017,7 +7017,7 @@
         </w:tc>
         <w:tc>
           <w:tcPr>
-            <w:tcW w:type="dxa" w:w="6606"/>
+            <w:tcW w:w="0" w:type="auto"/>
             <w:tcMar>
               <w:top w:w="90" w:type="dxa"/>
               <w:start w:w="110" w:type="dxa"/>
@@ -7060,7 +7060,7 @@
         </w:trPr>
         <w:tc>
           <w:tcPr>
-            <w:tcW w:type="dxa" w:w="2300"/>
+            <w:tcW w:w="0" w:type="auto"/>
             <w:tcMar>
               <w:top w:w="90" w:type="dxa"/>
               <w:start w:w="110" w:type="dxa"/>
@@ -7099,7 +7099,7 @@
         </w:tc>
         <w:tc>
           <w:tcPr>
-            <w:tcW w:type="dxa" w:w="6606"/>
+            <w:tcW w:w="0" w:type="auto"/>
             <w:tcMar>
               <w:top w:w="90" w:type="dxa"/>
               <w:start w:w="110" w:type="dxa"/>
@@ -7142,7 +7142,7 @@
         </w:trPr>
         <w:tc>
           <w:tcPr>
-            <w:tcW w:type="dxa" w:w="2300"/>
+            <w:tcW w:w="0" w:type="auto"/>
             <w:tcMar>
               <w:top w:w="90" w:type="dxa"/>
               <w:start w:w="110" w:type="dxa"/>
@@ -7181,7 +7181,7 @@
         </w:tc>
         <w:tc>
           <w:tcPr>
-            <w:tcW w:type="dxa" w:w="6606"/>
+            <w:tcW w:w="0" w:type="auto"/>
             <w:tcMar>
               <w:top w:w="90" w:type="dxa"/>
               <w:start w:w="110" w:type="dxa"/>
@@ -7224,7 +7224,7 @@
         </w:trPr>
         <w:tc>
           <w:tcPr>
-            <w:tcW w:type="dxa" w:w="2300"/>
+            <w:tcW w:w="0" w:type="auto"/>
             <w:tcMar>
               <w:top w:w="90" w:type="dxa"/>
               <w:start w:w="110" w:type="dxa"/>
@@ -7263,7 +7263,7 @@
         </w:tc>
         <w:tc>
           <w:tcPr>
-            <w:tcW w:type="dxa" w:w="6606"/>
+            <w:tcW w:w="0" w:type="auto"/>
             <w:tcMar>
               <w:top w:w="90" w:type="dxa"/>
               <w:start w:w="110" w:type="dxa"/>
@@ -7307,7 +7307,7 @@
         </w:trPr>
         <w:tc>
           <w:tcPr>
-            <w:tcW w:type="dxa" w:w="2300"/>
+            <w:tcW w:w="0" w:type="auto"/>
             <w:tcMar>
               <w:top w:w="90" w:type="dxa"/>
               <w:start w:w="110" w:type="dxa"/>
@@ -7346,7 +7346,7 @@
         </w:tc>
         <w:tc>
           <w:tcPr>
-            <w:tcW w:type="dxa" w:w="6606"/>
+            <w:tcW w:w="0" w:type="auto"/>
             <w:tcMar>
               <w:top w:w="90" w:type="dxa"/>
               <w:start w:w="110" w:type="dxa"/>
@@ -7389,7 +7389,7 @@
         </w:trPr>
         <w:tc>
           <w:tcPr>
-            <w:tcW w:type="dxa" w:w="2300"/>
+            <w:tcW w:w="0" w:type="auto"/>
             <w:tcMar>
               <w:top w:w="90" w:type="dxa"/>
               <w:start w:w="110" w:type="dxa"/>
@@ -7428,7 +7428,7 @@
         </w:tc>
         <w:tc>
           <w:tcPr>
-            <w:tcW w:type="dxa" w:w="6606"/>
+            <w:tcW w:w="0" w:type="auto"/>
             <w:tcMar>
               <w:top w:w="90" w:type="dxa"/>
               <w:start w:w="110" w:type="dxa"/>
